--- a/forms/09_노무행정/05_병원운영/동물인수보호확인서_한국동물병원협회.docx
+++ b/forms/09_노무행정/05_병원운영/동물인수보호확인서_한국동물병원협회.docx
@@ -597,8 +597,20 @@
                 </w:tcPr>
                 <w:p>
                   <w:pPr>
-                    <w:spacing w:after="0" w:before="0" w:line="240" w:lineRule="exact"/>
+                    <w:spacing w:after="0" w:before="0" w:line="224" w:lineRule="exact"/>
                   </w:pPr>
+                  <w:r>
+                    <w:rPr>
+                      <w:rFonts w:ascii="Malgun Gothic" w:eastAsia="Malgun Gothic" w:hAnsi="Malgun Gothic"/>
+                      <w:b w:val="false"/>
+                      <w:bCs w:val="false"/>
+                      <w:snapToGrid w:val="false"/>
+                      <w:color w:val="333333"/>
+                      <w:sz w:val="16"/>
+                      <w:szCs w:val="16"/>
+                    </w:rPr>
+                    <w:t xml:space="preserve">□ 암  □ 수    □ 중성화</w:t>
+                  </w:r>
                 </w:p>
               </w:tc>
             </w:tr>

--- a/forms/09_노무행정/05_병원운영/동물인수보호확인서_한국동물병원협회.docx
+++ b/forms/09_노무행정/05_병원운영/동물인수보호확인서_한국동물병원협회.docx
@@ -609,7 +609,7 @@
                       <w:sz w:val="16"/>
                       <w:szCs w:val="16"/>
                     </w:rPr>
-                    <w:t xml:space="preserve">□ 암  □ 수    □ 중성화</w:t>
+                    <w:t xml:space="preserve">□ 암  □ 수       □ 중성화</w:t>
                   </w:r>
                 </w:p>
               </w:tc>
